--- a/backend/templates/SH13.docx
+++ b/backend/templates/SH13.docx
@@ -1,6 +1,6 @@
 
 <file path=word/document.xml><?xml version="1.0" encoding="utf-8"?>
-<w:document xmlns:wpc="http://schemas.microsoft.com/office/word/2010/wordprocessingCanvas" xmlns:cx="http://schemas.microsoft.com/office/drawing/2014/chartex" xmlns:mc="http://schemas.openxmlformats.org/markup-compatibility/2006" xmlns:o="urn:schemas-microsoft-com:office:office" xmlns:r="http://schemas.openxmlformats.org/officeDocument/2006/relationships" xmlns:m="http://schemas.openxmlformats.org/officeDocument/2006/math" xmlns:v="urn:schemas-microsoft-com:vml" xmlns:wp14="http://schemas.microsoft.com/office/word/2010/wordprocessingDrawing" xmlns:wp="http://schemas.openxmlformats.org/drawingml/2006/wordprocessingDrawing" xmlns:w10="urn:schemas-microsoft-com:office:word" xmlns:w="http://schemas.openxmlformats.org/wordprocessingml/2006/main" xmlns:w14="http://schemas.microsoft.com/office/word/2010/wordml" xmlns:w15="http://schemas.microsoft.com/office/word/2012/wordml" xmlns:w16se="http://schemas.microsoft.com/office/word/2015/wordml/symex" xmlns:wpg="http://schemas.microsoft.com/office/word/2010/wordprocessingGroup" xmlns:wpi="http://schemas.microsoft.com/office/word/2010/wordprocessingInk" xmlns:wne="http://schemas.microsoft.com/office/word/2006/wordml" xmlns:wps="http://schemas.microsoft.com/office/word/2010/wordprocessingShape" mc:Ignorable="w14 w15 w16se wp14">
+<w:document xmlns:wpc="http://schemas.microsoft.com/office/word/2010/wordprocessingCanvas" xmlns:cx="http://schemas.microsoft.com/office/drawing/2014/chartex" xmlns:cx1="http://schemas.microsoft.com/office/drawing/2015/9/8/chartex" xmlns:cx2="http://schemas.microsoft.com/office/drawing/2015/10/21/chartex" xmlns:cx3="http://schemas.microsoft.com/office/drawing/2016/5/9/chartex" xmlns:cx4="http://schemas.microsoft.com/office/drawing/2016/5/10/chartex" xmlns:cx5="http://schemas.microsoft.com/office/drawing/2016/5/11/chartex" xmlns:cx6="http://schemas.microsoft.com/office/drawing/2016/5/12/chartex" xmlns:cx7="http://schemas.microsoft.com/office/drawing/2016/5/13/chartex" xmlns:cx8="http://schemas.microsoft.com/office/drawing/2016/5/14/chartex" xmlns:mc="http://schemas.openxmlformats.org/markup-compatibility/2006" xmlns:aink="http://schemas.microsoft.com/office/drawing/2016/ink" xmlns:am3d="http://schemas.microsoft.com/office/drawing/2017/model3d" xmlns:o="urn:schemas-microsoft-com:office:office" xmlns:oel="http://schemas.microsoft.com/office/2019/extlst" xmlns:r="http://schemas.openxmlformats.org/officeDocument/2006/relationships" xmlns:m="http://schemas.openxmlformats.org/officeDocument/2006/math" xmlns:v="urn:schemas-microsoft-com:vml" xmlns:wp14="http://schemas.microsoft.com/office/word/2010/wordprocessingDrawing" xmlns:wp="http://schemas.openxmlformats.org/drawingml/2006/wordprocessingDrawing" xmlns:w10="urn:schemas-microsoft-com:office:word" xmlns:w="http://schemas.openxmlformats.org/wordprocessingml/2006/main" xmlns:w14="http://schemas.microsoft.com/office/word/2010/wordml" xmlns:w15="http://schemas.microsoft.com/office/word/2012/wordml" xmlns:w16cex="http://schemas.microsoft.com/office/word/2018/wordml/cex" xmlns:w16cid="http://schemas.microsoft.com/office/word/2016/wordml/cid" xmlns:w16="http://schemas.microsoft.com/office/word/2018/wordml" xmlns:w16du="http://schemas.microsoft.com/office/word/2023/wordml/word16du" xmlns:w16sdtdh="http://schemas.microsoft.com/office/word/2020/wordml/sdtdatahash" xmlns:w16sdtfl="http://schemas.microsoft.com/office/word/2024/wordml/sdtformatlock" xmlns:w16se="http://schemas.microsoft.com/office/word/2015/wordml/symex" xmlns:wpg="http://schemas.microsoft.com/office/word/2010/wordprocessingGroup" xmlns:wpi="http://schemas.microsoft.com/office/word/2010/wordprocessingInk" xmlns:wne="http://schemas.microsoft.com/office/word/2006/wordml" xmlns:wps="http://schemas.microsoft.com/office/word/2010/wordprocessingShape" mc:Ignorable="w14 w15 w16se w16cid w16 w16cex w16sdtdh w16sdtfl w16du wp14">
   <w:body>
     <w:p>
       <w:pPr>
@@ -70,23 +70,7 @@
           <w:b/>
           <w:lang w:val="en-US"/>
         </w:rPr>
-        <w:t xml:space="preserve">                       19(1) of the Companies </w:t>
-      </w:r>
-      <w:proofErr w:type="gramStart"/>
-      <w:r>
-        <w:rPr>
-          <w:b/>
-          <w:lang w:val="en-US"/>
-        </w:rPr>
-        <w:t>( Share</w:t>
-      </w:r>
-      <w:proofErr w:type="gramEnd"/>
-      <w:r>
-        <w:rPr>
-          <w:b/>
-          <w:lang w:val="en-US"/>
-        </w:rPr>
-        <w:t xml:space="preserve"> Capital and Debentures) Rules 2014]        Date:</w:t>
+        <w:t xml:space="preserve">                       19(1) of the Companies ( Share Capital and Debentures) Rules 2014]        Date:</w:t>
       </w:r>
     </w:p>
     <w:p>
@@ -288,55 +272,7 @@
           <w:rFonts w:ascii="Roboto" w:hAnsi="Roboto"/>
           <w:b/>
         </w:rPr>
-        <w:t xml:space="preserve">[Name as per </w:t>
-      </w:r>
-      <w:proofErr w:type="spellStart"/>
-      <w:r>
-        <w:rPr>
-          <w:rFonts w:ascii="Roboto" w:hAnsi="Roboto"/>
-          <w:b/>
-        </w:rPr>
-        <w:t>Aadhar</w:t>
-      </w:r>
-      <w:proofErr w:type="spellEnd"/>
-      <w:r>
-        <w:rPr>
-          <w:rFonts w:ascii="Roboto" w:hAnsi="Roboto"/>
-          <w:b/>
-        </w:rPr>
-        <w:t xml:space="preserve"> C1] &amp; [Name as per </w:t>
-      </w:r>
-      <w:proofErr w:type="spellStart"/>
-      <w:r>
-        <w:rPr>
-          <w:rFonts w:ascii="Roboto" w:hAnsi="Roboto"/>
-          <w:b/>
-        </w:rPr>
-        <w:t>Aadhar</w:t>
-      </w:r>
-      <w:proofErr w:type="spellEnd"/>
-      <w:r>
-        <w:rPr>
-          <w:rFonts w:ascii="Roboto" w:hAnsi="Roboto"/>
-          <w:b/>
-        </w:rPr>
-        <w:t xml:space="preserve"> C2] &amp; [Name as per </w:t>
-      </w:r>
-      <w:proofErr w:type="spellStart"/>
-      <w:r>
-        <w:rPr>
-          <w:rFonts w:ascii="Roboto" w:hAnsi="Roboto"/>
-          <w:b/>
-        </w:rPr>
-        <w:t>Aadhar</w:t>
-      </w:r>
-      <w:proofErr w:type="spellEnd"/>
-      <w:r>
-        <w:rPr>
-          <w:rFonts w:ascii="Roboto" w:hAnsi="Roboto"/>
-          <w:b/>
-        </w:rPr>
-        <w:t xml:space="preserve"> C3]</w:t>
+        <w:t>[Name as per Aadhar C1] &amp; [Name as per Aadhar C2] &amp; [Name as per Aadhar C3]</w:t>
       </w:r>
       <w:r>
         <w:rPr>
@@ -361,18 +297,8 @@
           <w:szCs w:val="21"/>
           <w:lang w:val="en-US"/>
         </w:rPr>
-        <w:t xml:space="preserve">The holder(s) of the securities particulars of which are given hereunder, wish to make nomination and do herby nominate the following person in whom shall vest, all the rights in respect of such securities in the event of </w:t>
-      </w:r>
-      <w:proofErr w:type="spellStart"/>
-      <w:r>
-        <w:rPr>
-          <w:sz w:val="21"/>
-          <w:szCs w:val="21"/>
-          <w:lang w:val="en-US"/>
-        </w:rPr>
-        <w:t>mylour</w:t>
-      </w:r>
-      <w:proofErr w:type="spellEnd"/>
+        <w:t>The holder(s) of the securities particulars of which are given hereunder, wish to make nomination and do herby nominate the following person in whom shall vest, all the rights in respect of such securities in the event of mylour</w:t>
+      </w:r>
       <w:r>
         <w:rPr>
           <w:sz w:val="21"/>
@@ -595,7 +521,7 @@
                 <w:strike/>
                 <w:lang w:val="en-US"/>
               </w:rPr>
-              <w:t>Bound</w:t>
+              <w:t>Bond</w:t>
             </w:r>
           </w:p>
         </w:tc>
@@ -1291,17 +1217,8 @@
                 <w:b/>
                 <w:lang w:val="en-US"/>
               </w:rPr>
-              <w:t>E-</w:t>
-            </w:r>
-            <w:proofErr w:type="spellStart"/>
-            <w:r>
-              <w:rPr>
-                <w:b/>
-                <w:lang w:val="en-US"/>
-              </w:rPr>
-              <w:t>mail_id</w:t>
-            </w:r>
-            <w:proofErr w:type="spellEnd"/>
+              <w:t>E-mail_id</w:t>
+            </w:r>
           </w:p>
         </w:tc>
         <w:tc>
@@ -1729,7 +1646,7 @@
               <mc:AlternateContent>
                 <mc:Choice Requires="wps">
                   <w:drawing>
-                    <wp:anchor distT="45720" distB="45720" distL="114300" distR="114300" simplePos="0" relativeHeight="251659264" behindDoc="0" locked="0" layoutInCell="1" allowOverlap="1">
+                    <wp:anchor distT="45720" distB="45720" distL="114300" distR="114300" simplePos="0" relativeHeight="251659264" behindDoc="0" locked="0" layoutInCell="1" allowOverlap="1" wp14:anchorId="0830B1A7" wp14:editId="4F1BF755">
                       <wp:simplePos x="0" y="0"/>
                       <wp:positionH relativeFrom="column">
                         <wp:posOffset>-65405</wp:posOffset>
@@ -2032,111 +1949,63 @@
                 <w:rFonts w:ascii="Roboto" w:hAnsi="Roboto"/>
                 <w:b/>
               </w:rPr>
-              <w:t xml:space="preserve">[Name as per </w:t>
-            </w:r>
-            <w:proofErr w:type="spellStart"/>
+              <w:t>[Name as per Aadhar C1]</w:t>
+            </w:r>
+          </w:p>
+        </w:tc>
+        <w:tc>
+          <w:tcPr>
+            <w:tcW w:w="2693" w:type="dxa"/>
+          </w:tcPr>
+          <w:p>
+            <w:pPr>
+              <w:rPr>
+                <w:b/>
+                <w:lang w:val="en-US"/>
+              </w:rPr>
+            </w:pPr>
+          </w:p>
+          <w:p>
+            <w:pPr>
+              <w:rPr>
+                <w:b/>
+                <w:lang w:val="en-US"/>
+              </w:rPr>
+            </w:pPr>
             <w:r>
               <w:rPr>
                 <w:rFonts w:ascii="Roboto" w:hAnsi="Roboto"/>
                 <w:b/>
               </w:rPr>
-              <w:t>Aadhar</w:t>
-            </w:r>
-            <w:proofErr w:type="spellEnd"/>
+              <w:t>[Name as per Aadhar C2]</w:t>
+            </w:r>
+          </w:p>
+        </w:tc>
+        <w:tc>
+          <w:tcPr>
+            <w:tcW w:w="2693" w:type="dxa"/>
+          </w:tcPr>
+          <w:p>
+            <w:pPr>
+              <w:rPr>
+                <w:b/>
+                <w:lang w:val="en-US"/>
+              </w:rPr>
+            </w:pPr>
+          </w:p>
+          <w:p>
+            <w:pPr>
+              <w:rPr>
+                <w:b/>
+                <w:lang w:val="en-US"/>
+              </w:rPr>
+            </w:pPr>
             <w:r>
               <w:rPr>
                 <w:rFonts w:ascii="Roboto" w:hAnsi="Roboto"/>
                 <w:b/>
               </w:rPr>
-              <w:t xml:space="preserve"> C1]</w:t>
-            </w:r>
-          </w:p>
-        </w:tc>
-        <w:tc>
-          <w:tcPr>
-            <w:tcW w:w="2693" w:type="dxa"/>
-          </w:tcPr>
-          <w:p>
-            <w:pPr>
-              <w:rPr>
-                <w:b/>
-                <w:lang w:val="en-US"/>
-              </w:rPr>
-            </w:pPr>
-          </w:p>
-          <w:p>
-            <w:pPr>
-              <w:rPr>
-                <w:b/>
-                <w:lang w:val="en-US"/>
-              </w:rPr>
-            </w:pPr>
-            <w:r>
-              <w:rPr>
-                <w:rFonts w:ascii="Roboto" w:hAnsi="Roboto"/>
-                <w:b/>
-              </w:rPr>
-              <w:t xml:space="preserve">[Name as per </w:t>
-            </w:r>
-            <w:proofErr w:type="spellStart"/>
-            <w:r>
-              <w:rPr>
-                <w:rFonts w:ascii="Roboto" w:hAnsi="Roboto"/>
-                <w:b/>
-              </w:rPr>
-              <w:t>Aadhar</w:t>
-            </w:r>
-            <w:proofErr w:type="spellEnd"/>
-            <w:r>
-              <w:rPr>
-                <w:rFonts w:ascii="Roboto" w:hAnsi="Roboto"/>
-                <w:b/>
-              </w:rPr>
-              <w:t xml:space="preserve"> C2]</w:t>
-            </w:r>
-          </w:p>
-        </w:tc>
-        <w:tc>
-          <w:tcPr>
-            <w:tcW w:w="2693" w:type="dxa"/>
-          </w:tcPr>
-          <w:p>
-            <w:pPr>
-              <w:rPr>
-                <w:b/>
-                <w:lang w:val="en-US"/>
-              </w:rPr>
-            </w:pPr>
-          </w:p>
-          <w:p>
-            <w:pPr>
-              <w:rPr>
-                <w:b/>
-                <w:lang w:val="en-US"/>
-              </w:rPr>
-            </w:pPr>
-            <w:r>
-              <w:rPr>
-                <w:rFonts w:ascii="Roboto" w:hAnsi="Roboto"/>
-                <w:b/>
-              </w:rPr>
-              <w:t xml:space="preserve">[Name as per </w:t>
-            </w:r>
-            <w:proofErr w:type="spellStart"/>
-            <w:r>
-              <w:rPr>
-                <w:rFonts w:ascii="Roboto" w:hAnsi="Roboto"/>
-                <w:b/>
-              </w:rPr>
-              <w:t>Aadhar</w:t>
-            </w:r>
-            <w:proofErr w:type="spellEnd"/>
-            <w:r>
-              <w:rPr>
-                <w:rFonts w:ascii="Roboto" w:hAnsi="Roboto"/>
-                <w:b/>
-              </w:rPr>
-              <w:t xml:space="preserve"> C3]</w:t>
+              <w:t>[Name as per Aadhar C3]</w:t>
             </w:r>
           </w:p>
         </w:tc>
@@ -2435,8 +2304,6 @@
               </w:rPr>
               <w:t>[Nominee Witness PIN]</w:t>
             </w:r>
-            <w:bookmarkStart w:id="0" w:name="_GoBack"/>
-            <w:bookmarkEnd w:id="0"/>
           </w:p>
         </w:tc>
         <w:tc>
@@ -2742,23 +2609,7 @@
                 <w:sz w:val="20"/>
                 <w:szCs w:val="20"/>
               </w:rPr>
-              <w:t>The nominee shall not be a trust, society, body corporate, partnership firm, Karta of Hindu Undivided Family, or a power of attorney holder. A Non-Resident Indian can be a nominee on re-</w:t>
-            </w:r>
-            <w:proofErr w:type="spellStart"/>
-            <w:r>
-              <w:rPr>
-                <w:sz w:val="20"/>
-                <w:szCs w:val="20"/>
-              </w:rPr>
-              <w:t>patriable</w:t>
-            </w:r>
-            <w:proofErr w:type="spellEnd"/>
-            <w:r>
-              <w:rPr>
-                <w:sz w:val="20"/>
-                <w:szCs w:val="20"/>
-              </w:rPr>
-              <w:t xml:space="preserve"> basis provided RBI approval granted to the nominee is registered with the Company / RTA.</w:t>
+              <w:t>The nominee shall not be a trust, society, body corporate, partnership firm, Karta of Hindu Undivided Family, or a power of attorney holder. A Non-Resident Indian can be a nominee on re-patriable basis provided RBI approval granted to the nominee is registered with the Company / RTA.</w:t>
             </w:r>
           </w:p>
         </w:tc>
@@ -3234,7 +3085,7 @@
 </file>
 
 <file path=word/numbering.xml><?xml version="1.0" encoding="utf-8"?>
-<w:numbering xmlns:wpc="http://schemas.microsoft.com/office/word/2010/wordprocessingCanvas" xmlns:cx="http://schemas.microsoft.com/office/drawing/2014/chartex" xmlns:mc="http://schemas.openxmlformats.org/markup-compatibility/2006" xmlns:o="urn:schemas-microsoft-com:office:office" xmlns:r="http://schemas.openxmlformats.org/officeDocument/2006/relationships" xmlns:m="http://schemas.openxmlformats.org/officeDocument/2006/math" xmlns:v="urn:schemas-microsoft-com:vml" xmlns:wp14="http://schemas.microsoft.com/office/word/2010/wordprocessingDrawing" xmlns:wp="http://schemas.openxmlformats.org/drawingml/2006/wordprocessingDrawing" xmlns:w10="urn:schemas-microsoft-com:office:word" xmlns:w="http://schemas.openxmlformats.org/wordprocessingml/2006/main" xmlns:w14="http://schemas.microsoft.com/office/word/2010/wordml" xmlns:w15="http://schemas.microsoft.com/office/word/2012/wordml" xmlns:w16se="http://schemas.microsoft.com/office/word/2015/wordml/symex" xmlns:wpg="http://schemas.microsoft.com/office/word/2010/wordprocessingGroup" xmlns:wpi="http://schemas.microsoft.com/office/word/2010/wordprocessingInk" xmlns:wne="http://schemas.microsoft.com/office/word/2006/wordml" xmlns:wps="http://schemas.microsoft.com/office/word/2010/wordprocessingShape" mc:Ignorable="w14 w15 w16se wp14">
+<w:numbering xmlns:wpc="http://schemas.microsoft.com/office/word/2010/wordprocessingCanvas" xmlns:cx="http://schemas.microsoft.com/office/drawing/2014/chartex" xmlns:cx1="http://schemas.microsoft.com/office/drawing/2015/9/8/chartex" xmlns:cx2="http://schemas.microsoft.com/office/drawing/2015/10/21/chartex" xmlns:cx3="http://schemas.microsoft.com/office/drawing/2016/5/9/chartex" xmlns:cx4="http://schemas.microsoft.com/office/drawing/2016/5/10/chartex" xmlns:cx5="http://schemas.microsoft.com/office/drawing/2016/5/11/chartex" xmlns:cx6="http://schemas.microsoft.com/office/drawing/2016/5/12/chartex" xmlns:cx7="http://schemas.microsoft.com/office/drawing/2016/5/13/chartex" xmlns:cx8="http://schemas.microsoft.com/office/drawing/2016/5/14/chartex" xmlns:mc="http://schemas.openxmlformats.org/markup-compatibility/2006" xmlns:aink="http://schemas.microsoft.com/office/drawing/2016/ink" xmlns:am3d="http://schemas.microsoft.com/office/drawing/2017/model3d" xmlns:o="urn:schemas-microsoft-com:office:office" xmlns:oel="http://schemas.microsoft.com/office/2019/extlst" xmlns:r="http://schemas.openxmlformats.org/officeDocument/2006/relationships" xmlns:m="http://schemas.openxmlformats.org/officeDocument/2006/math" xmlns:v="urn:schemas-microsoft-com:vml" xmlns:wp14="http://schemas.microsoft.com/office/word/2010/wordprocessingDrawing" xmlns:wp="http://schemas.openxmlformats.org/drawingml/2006/wordprocessingDrawing" xmlns:w10="urn:schemas-microsoft-com:office:word" xmlns:w="http://schemas.openxmlformats.org/wordprocessingml/2006/main" xmlns:w14="http://schemas.microsoft.com/office/word/2010/wordml" xmlns:w15="http://schemas.microsoft.com/office/word/2012/wordml" xmlns:w16cex="http://schemas.microsoft.com/office/word/2018/wordml/cex" xmlns:w16cid="http://schemas.microsoft.com/office/word/2016/wordml/cid" xmlns:w16="http://schemas.microsoft.com/office/word/2018/wordml" xmlns:w16du="http://schemas.microsoft.com/office/word/2023/wordml/word16du" xmlns:w16sdtdh="http://schemas.microsoft.com/office/word/2020/wordml/sdtdatahash" xmlns:w16sdtfl="http://schemas.microsoft.com/office/word/2024/wordml/sdtformatlock" xmlns:w16se="http://schemas.microsoft.com/office/word/2015/wordml/symex" xmlns:wpg="http://schemas.microsoft.com/office/word/2010/wordprocessingGroup" xmlns:wpi="http://schemas.microsoft.com/office/word/2010/wordprocessingInk" xmlns:wne="http://schemas.microsoft.com/office/word/2006/wordml" xmlns:wps="http://schemas.microsoft.com/office/word/2010/wordprocessingShape" mc:Ignorable="w14 w15 w16se w16cid w16 w16cex w16sdtdh w16sdtfl w16du wp14">
   <w:abstractNum w:abstractNumId="0" w15:restartNumberingAfterBreak="0">
     <w:nsid w:val="203A02FA"/>
     <w:multiLevelType w:val="hybridMultilevel"/>
@@ -3844,29 +3695,29 @@
       </w:pPr>
     </w:lvl>
   </w:abstractNum>
-  <w:num w:numId="1">
+  <w:num w:numId="1" w16cid:durableId="334184377">
     <w:abstractNumId w:val="1"/>
   </w:num>
-  <w:num w:numId="2">
+  <w:num w:numId="2" w16cid:durableId="1737626262">
     <w:abstractNumId w:val="2"/>
   </w:num>
-  <w:num w:numId="3">
+  <w:num w:numId="3" w16cid:durableId="579994128">
     <w:abstractNumId w:val="3"/>
   </w:num>
-  <w:num w:numId="4">
+  <w:num w:numId="4" w16cid:durableId="1252081019">
     <w:abstractNumId w:val="0"/>
   </w:num>
-  <w:num w:numId="5">
+  <w:num w:numId="5" w16cid:durableId="967321119">
     <w:abstractNumId w:val="4"/>
   </w:num>
-  <w:num w:numId="6">
+  <w:num w:numId="6" w16cid:durableId="1172528946">
     <w:abstractNumId w:val="5"/>
   </w:num>
 </w:numbering>
 </file>
 
 <file path=word/styles.xml><?xml version="1.0" encoding="utf-8"?>
-<w:styles xmlns:mc="http://schemas.openxmlformats.org/markup-compatibility/2006" xmlns:r="http://schemas.openxmlformats.org/officeDocument/2006/relationships" xmlns:w="http://schemas.openxmlformats.org/wordprocessingml/2006/main" xmlns:w14="http://schemas.microsoft.com/office/word/2010/wordml" xmlns:w15="http://schemas.microsoft.com/office/word/2012/wordml" xmlns:w16se="http://schemas.microsoft.com/office/word/2015/wordml/symex" mc:Ignorable="w14 w15 w16se">
+<w:styles xmlns:mc="http://schemas.openxmlformats.org/markup-compatibility/2006" xmlns:r="http://schemas.openxmlformats.org/officeDocument/2006/relationships" xmlns:w="http://schemas.openxmlformats.org/wordprocessingml/2006/main" xmlns:w14="http://schemas.microsoft.com/office/word/2010/wordml" xmlns:w15="http://schemas.microsoft.com/office/word/2012/wordml" xmlns:w16cex="http://schemas.microsoft.com/office/word/2018/wordml/cex" xmlns:w16cid="http://schemas.microsoft.com/office/word/2016/wordml/cid" xmlns:w16="http://schemas.microsoft.com/office/word/2018/wordml" xmlns:w16du="http://schemas.microsoft.com/office/word/2023/wordml/word16du" xmlns:w16sdtdh="http://schemas.microsoft.com/office/word/2020/wordml/sdtdatahash" xmlns:w16sdtfl="http://schemas.microsoft.com/office/word/2024/wordml/sdtformatlock" xmlns:w16se="http://schemas.microsoft.com/office/word/2015/wordml/symex" mc:Ignorable="w14 w15 w16se w16cid w16 w16cex w16sdtdh w16sdtfl w16du">
   <w:docDefaults>
     <w:rPrDefault>
       <w:rPr>
@@ -3882,7 +3733,7 @@
       </w:pPr>
     </w:pPrDefault>
   </w:docDefaults>
-  <w:latentStyles w:defLockedState="0" w:defUIPriority="99" w:defSemiHidden="0" w:defUnhideWhenUsed="0" w:defQFormat="0" w:count="371">
+  <w:latentStyles w:defLockedState="0" w:defUIPriority="99" w:defSemiHidden="0" w:defUnhideWhenUsed="0" w:defQFormat="0" w:count="376">
     <w:lsdException w:name="Normal" w:uiPriority="0" w:qFormat="1"/>
     <w:lsdException w:name="heading 1" w:uiPriority="9" w:qFormat="1"/>
     <w:lsdException w:name="heading 2" w:semiHidden="1" w:uiPriority="9" w:unhideWhenUsed="1" w:qFormat="1"/>
@@ -4254,6 +4105,11 @@
     <w:lsdException w:name="List Table 5 Dark Accent 6" w:uiPriority="50"/>
     <w:lsdException w:name="List Table 6 Colorful Accent 6" w:uiPriority="51"/>
     <w:lsdException w:name="List Table 7 Colorful Accent 6" w:uiPriority="52"/>
+    <w:lsdException w:name="Mention" w:semiHidden="1" w:unhideWhenUsed="1"/>
+    <w:lsdException w:name="Smart Hyperlink" w:semiHidden="1" w:unhideWhenUsed="1"/>
+    <w:lsdException w:name="Hashtag" w:semiHidden="1" w:unhideWhenUsed="1"/>
+    <w:lsdException w:name="Unresolved Mention" w:semiHidden="1" w:unhideWhenUsed="1"/>
+    <w:lsdException w:name="Smart Link" w:semiHidden="1" w:unhideWhenUsed="1"/>
   </w:latentStyles>
   <w:style w:type="paragraph" w:default="1" w:styleId="Normal">
     <w:name w:val="Normal"/>
